--- a/Knowledge/3-Work knowledge/1-Software Engineering/2-Testing/5-My Source/1-ISTQB Foundation Level/4-Dynamic Testing/2-Types of System Testing/5-Structural Testing (White-box Testing).docx
+++ b/Knowledge/3-Work knowledge/1-Software Engineering/2-Testing/5-My Source/1-ISTQB Foundation Level/4-Dynamic Testing/2-Types of System Testing/5-Structural Testing (White-box Testing).docx
@@ -31,51 +31,77 @@
       </w:pPr>
       <w:r>
         <w:rPr>
-          <w:b/>
-          <w:shd w:val="clear" w:color="auto" w:fill="B7B7B7"/>
-        </w:rPr>
-        <w:t># Source</w:t>
-      </w:r>
-      <w:r>
-        <w:rPr>
-          <w:shd w:val="clear" w:color="auto" w:fill="B7B7B7"/>
-        </w:rPr>
-        <w:t xml:space="preserve">: </w:t>
-      </w:r>
-      <w:r>
-        <w:rPr>
-          <w:b/>
-          <w:shd w:val="clear" w:color="auto" w:fill="B7B7B7"/>
-        </w:rPr>
-        <w:t xml:space="preserve">Chatgpt </w:t>
-      </w:r>
-      <w:r>
-        <w:rPr>
-          <w:b/>
-          <w:sz w:val="14"/>
-          <w:szCs w:val="14"/>
-          <w:shd w:val="clear" w:color="auto" w:fill="B7B7B7"/>
-        </w:rPr>
-        <w:t>(GPT</w:t>
-      </w:r>
-      <w:r>
-        <w:rPr>
-          <w:rFonts w:ascii="Cambria Math" w:hAnsi="Cambria Math" w:cs="Cambria Math"/>
-          <w:b/>
-          <w:sz w:val="14"/>
-          <w:szCs w:val="14"/>
-          <w:shd w:val="clear" w:color="auto" w:fill="B7B7B7"/>
+          <w:rFonts w:ascii="Arial" w:eastAsia="Arial" w:hAnsi="Arial" w:cs="Arial"/>
+          <w:b/>
+          <w:color w:val="000000"/>
+          <w:sz w:val="18"/>
+          <w:highlight w:val="lightGray"/>
+        </w:rPr>
+        <w:t># Source: AI Source: Provided by: [Data Path</w:t>
+      </w:r>
+      <w:r>
+        <w:rPr>
+          <w:rFonts w:ascii="Arial" w:eastAsia="Arial" w:hAnsi="Arial" w:cs="Arial"/>
+          <w:color w:val="000000"/>
+          <w:sz w:val="18"/>
+          <w:highlight w:val="lightGray"/>
+        </w:rPr>
+        <w:t xml:space="preserve">: Persons Table -&gt; ID Column: 1, Name_En Column: Motasem Essam] -&gt; </w:t>
+      </w:r>
+      <w:r>
+        <w:rPr>
+          <w:rFonts w:ascii="Arial" w:eastAsia="Arial" w:hAnsi="Arial" w:cs="Arial"/>
+          <w:b/>
+          <w:color w:val="000000"/>
+          <w:sz w:val="18"/>
+          <w:highlight w:val="lightGray"/>
+        </w:rPr>
+        <w:t>From:</w:t>
+      </w:r>
+      <w:r>
+        <w:rPr>
+          <w:rFonts w:ascii="Arial" w:eastAsia="Arial" w:hAnsi="Arial" w:cs="Arial"/>
+          <w:color w:val="000000"/>
+          <w:sz w:val="18"/>
+          <w:highlight w:val="lightGray"/>
+        </w:rPr>
+        <w:t xml:space="preserve"> [Chatgpt (GPT</w:t>
+      </w:r>
+      <w:r>
+        <w:rPr>
+          <w:rFonts w:ascii="Arial" w:eastAsia="Arial" w:hAnsi="Arial" w:cs="Cambria Math"/>
+          <w:color w:val="000000"/>
+          <w:sz w:val="18"/>
+          <w:highlight w:val="lightGray"/>
         </w:rPr>
         <w:t>‑</w:t>
       </w:r>
       <w:r>
         <w:rPr>
-          <w:b/>
-          <w:sz w:val="14"/>
-          <w:szCs w:val="14"/>
-          <w:shd w:val="clear" w:color="auto" w:fill="B7B7B7"/>
-        </w:rPr>
-        <w:t>5 Mini) at [8/22/2025]</w:t>
+          <w:rFonts w:ascii="Arial" w:eastAsia="Arial" w:hAnsi="Arial" w:cs="Arial"/>
+          <w:color w:val="000000"/>
+          <w:sz w:val="18"/>
+          <w:highlight w:val="lightGray"/>
+        </w:rPr>
+        <w:t xml:space="preserve">5 Mini)] </w:t>
+      </w:r>
+      <w:r>
+        <w:rPr>
+          <w:rFonts w:ascii="Arial" w:eastAsia="Arial" w:hAnsi="Arial" w:cs="Arial"/>
+          <w:b/>
+          <w:color w:val="000000"/>
+          <w:sz w:val="18"/>
+          <w:highlight w:val="lightGray"/>
+        </w:rPr>
+        <w:t>on</w:t>
+      </w:r>
+      <w:r>
+        <w:rPr>
+          <w:rFonts w:ascii="Arial" w:eastAsia="Arial" w:hAnsi="Arial"/>
+          <w:sz w:val="18"/>
+          <w:highlight w:val="lightGray"/>
+        </w:rPr>
+        <w:t xml:space="preserve"> [8/22/2025]</w:t>
       </w:r>
     </w:p>
     <w:p>
@@ -131,7 +157,7 @@
           <w:ilvl w:val="0"/>
           <w:numId w:val="4"/>
         </w:numPr>
-        <w:spacing w:before="240"/>
+        <w:spacing w:before="240" w:after="0" w:line="276" w:lineRule="auto"/>
       </w:pPr>
       <w:r>
         <w:rPr>
@@ -178,7 +204,7 @@
           <w:ilvl w:val="0"/>
           <w:numId w:val="4"/>
         </w:numPr>
-        <w:spacing w:after="240"/>
+        <w:spacing w:after="240" w:line="276" w:lineRule="auto"/>
       </w:pPr>
       <w:r>
         <w:rPr>
@@ -208,7 +234,7 @@
     </w:p>
     <w:p>
       <w:r>
-        <w:pict w14:anchorId="69728676">
+        <w:pict w14:anchorId="64DBB00D">
           <v:rect id="_x0000_i1025" style="width:0;height:1.5pt" o:hralign="center" o:hrstd="t" o:hr="t" fillcolor="#a0a0a0" stroked="f"/>
         </w:pict>
       </w:r>
@@ -232,51 +258,77 @@
       </w:pPr>
       <w:r>
         <w:rPr>
-          <w:b/>
-          <w:shd w:val="clear" w:color="auto" w:fill="B7B7B7"/>
-        </w:rPr>
-        <w:t># Source</w:t>
-      </w:r>
-      <w:r>
-        <w:rPr>
-          <w:shd w:val="clear" w:color="auto" w:fill="B7B7B7"/>
-        </w:rPr>
-        <w:t xml:space="preserve">: </w:t>
-      </w:r>
-      <w:r>
-        <w:rPr>
-          <w:b/>
-          <w:shd w:val="clear" w:color="auto" w:fill="B7B7B7"/>
-        </w:rPr>
-        <w:t xml:space="preserve">Chatgpt </w:t>
-      </w:r>
-      <w:r>
-        <w:rPr>
-          <w:b/>
-          <w:sz w:val="14"/>
-          <w:szCs w:val="14"/>
-          <w:shd w:val="clear" w:color="auto" w:fill="B7B7B7"/>
-        </w:rPr>
-        <w:t>(GPT</w:t>
-      </w:r>
-      <w:r>
-        <w:rPr>
-          <w:rFonts w:ascii="Cambria Math" w:hAnsi="Cambria Math" w:cs="Cambria Math"/>
-          <w:b/>
-          <w:sz w:val="14"/>
-          <w:szCs w:val="14"/>
-          <w:shd w:val="clear" w:color="auto" w:fill="B7B7B7"/>
+          <w:rFonts w:ascii="Arial" w:eastAsia="Arial" w:hAnsi="Arial" w:cs="Arial"/>
+          <w:b/>
+          <w:color w:val="000000"/>
+          <w:sz w:val="18"/>
+          <w:highlight w:val="lightGray"/>
+        </w:rPr>
+        <w:t># Source: AI Source: Provided by: [Data Path</w:t>
+      </w:r>
+      <w:r>
+        <w:rPr>
+          <w:rFonts w:ascii="Arial" w:eastAsia="Arial" w:hAnsi="Arial" w:cs="Arial"/>
+          <w:color w:val="000000"/>
+          <w:sz w:val="18"/>
+          <w:highlight w:val="lightGray"/>
+        </w:rPr>
+        <w:t xml:space="preserve">: Persons Table -&gt; ID Column: 1, Name_En Column: Motasem Essam] -&gt; </w:t>
+      </w:r>
+      <w:r>
+        <w:rPr>
+          <w:rFonts w:ascii="Arial" w:eastAsia="Arial" w:hAnsi="Arial" w:cs="Arial"/>
+          <w:b/>
+          <w:color w:val="000000"/>
+          <w:sz w:val="18"/>
+          <w:highlight w:val="lightGray"/>
+        </w:rPr>
+        <w:t>From:</w:t>
+      </w:r>
+      <w:r>
+        <w:rPr>
+          <w:rFonts w:ascii="Arial" w:eastAsia="Arial" w:hAnsi="Arial" w:cs="Arial"/>
+          <w:color w:val="000000"/>
+          <w:sz w:val="18"/>
+          <w:highlight w:val="lightGray"/>
+        </w:rPr>
+        <w:t xml:space="preserve"> [Chatgpt (GPT</w:t>
+      </w:r>
+      <w:r>
+        <w:rPr>
+          <w:rFonts w:ascii="Arial" w:eastAsia="Arial" w:hAnsi="Arial" w:cs="Cambria Math"/>
+          <w:color w:val="000000"/>
+          <w:sz w:val="18"/>
+          <w:highlight w:val="lightGray"/>
         </w:rPr>
         <w:t>‑</w:t>
       </w:r>
       <w:r>
         <w:rPr>
-          <w:b/>
-          <w:sz w:val="14"/>
-          <w:szCs w:val="14"/>
-          <w:shd w:val="clear" w:color="auto" w:fill="B7B7B7"/>
-        </w:rPr>
-        <w:t>5 Mini) at [8/22/2025]</w:t>
+          <w:rFonts w:ascii="Arial" w:eastAsia="Arial" w:hAnsi="Arial" w:cs="Arial"/>
+          <w:color w:val="000000"/>
+          <w:sz w:val="18"/>
+          <w:highlight w:val="lightGray"/>
+        </w:rPr>
+        <w:t xml:space="preserve">5 Mini)] </w:t>
+      </w:r>
+      <w:r>
+        <w:rPr>
+          <w:rFonts w:ascii="Arial" w:eastAsia="Arial" w:hAnsi="Arial" w:cs="Arial"/>
+          <w:b/>
+          <w:color w:val="000000"/>
+          <w:sz w:val="18"/>
+          <w:highlight w:val="lightGray"/>
+        </w:rPr>
+        <w:t>on</w:t>
+      </w:r>
+      <w:r>
+        <w:rPr>
+          <w:rFonts w:ascii="Arial" w:eastAsia="Arial" w:hAnsi="Arial"/>
+          <w:sz w:val="18"/>
+          <w:highlight w:val="lightGray"/>
+        </w:rPr>
+        <w:t xml:space="preserve"> [8/22/2025]</w:t>
       </w:r>
     </w:p>
     <w:p>
@@ -285,7 +337,7 @@
           <w:ilvl w:val="0"/>
           <w:numId w:val="3"/>
         </w:numPr>
-        <w:spacing w:before="240"/>
+        <w:spacing w:before="240" w:after="0" w:line="276" w:lineRule="auto"/>
       </w:pPr>
       <w:r>
         <w:rPr>
@@ -319,6 +371,7 @@
           <w:ilvl w:val="0"/>
           <w:numId w:val="3"/>
         </w:numPr>
+        <w:spacing w:after="0" w:line="276" w:lineRule="auto"/>
       </w:pPr>
       <w:r>
         <w:rPr>
@@ -352,7 +405,7 @@
           <w:ilvl w:val="0"/>
           <w:numId w:val="3"/>
         </w:numPr>
-        <w:spacing w:after="240"/>
+        <w:spacing w:after="240" w:line="276" w:lineRule="auto"/>
       </w:pPr>
       <w:r>
         <w:rPr>
@@ -382,7 +435,7 @@
     </w:p>
     <w:p>
       <w:r>
-        <w:pict w14:anchorId="699D5E0B">
+        <w:pict w14:anchorId="5AFDC57A">
           <v:rect id="_x0000_i1026" style="width:0;height:1.5pt" o:hralign="center" o:hrstd="t" o:hr="t" fillcolor="#a0a0a0" stroked="f"/>
         </w:pict>
       </w:r>
@@ -406,51 +459,77 @@
       </w:pPr>
       <w:r>
         <w:rPr>
-          <w:b/>
-          <w:shd w:val="clear" w:color="auto" w:fill="B7B7B7"/>
-        </w:rPr>
-        <w:t># Source</w:t>
-      </w:r>
-      <w:r>
-        <w:rPr>
-          <w:shd w:val="clear" w:color="auto" w:fill="B7B7B7"/>
-        </w:rPr>
-        <w:t xml:space="preserve">: </w:t>
-      </w:r>
-      <w:r>
-        <w:rPr>
-          <w:b/>
-          <w:shd w:val="clear" w:color="auto" w:fill="B7B7B7"/>
-        </w:rPr>
-        <w:t xml:space="preserve">Chatgpt </w:t>
-      </w:r>
-      <w:r>
-        <w:rPr>
-          <w:b/>
-          <w:sz w:val="14"/>
-          <w:szCs w:val="14"/>
-          <w:shd w:val="clear" w:color="auto" w:fill="B7B7B7"/>
-        </w:rPr>
-        <w:t>(GPT</w:t>
-      </w:r>
-      <w:r>
-        <w:rPr>
-          <w:rFonts w:ascii="Cambria Math" w:hAnsi="Cambria Math" w:cs="Cambria Math"/>
-          <w:b/>
-          <w:sz w:val="14"/>
-          <w:szCs w:val="14"/>
-          <w:shd w:val="clear" w:color="auto" w:fill="B7B7B7"/>
+          <w:rFonts w:ascii="Arial" w:eastAsia="Arial" w:hAnsi="Arial" w:cs="Arial"/>
+          <w:b/>
+          <w:color w:val="000000"/>
+          <w:sz w:val="18"/>
+          <w:highlight w:val="lightGray"/>
+        </w:rPr>
+        <w:t># Source: AI Source: Provided by: [Data Path</w:t>
+      </w:r>
+      <w:r>
+        <w:rPr>
+          <w:rFonts w:ascii="Arial" w:eastAsia="Arial" w:hAnsi="Arial" w:cs="Arial"/>
+          <w:color w:val="000000"/>
+          <w:sz w:val="18"/>
+          <w:highlight w:val="lightGray"/>
+        </w:rPr>
+        <w:t xml:space="preserve">: Persons Table -&gt; ID Column: 1, Name_En Column: Motasem Essam] -&gt; </w:t>
+      </w:r>
+      <w:r>
+        <w:rPr>
+          <w:rFonts w:ascii="Arial" w:eastAsia="Arial" w:hAnsi="Arial" w:cs="Arial"/>
+          <w:b/>
+          <w:color w:val="000000"/>
+          <w:sz w:val="18"/>
+          <w:highlight w:val="lightGray"/>
+        </w:rPr>
+        <w:t>From:</w:t>
+      </w:r>
+      <w:r>
+        <w:rPr>
+          <w:rFonts w:ascii="Arial" w:eastAsia="Arial" w:hAnsi="Arial" w:cs="Arial"/>
+          <w:color w:val="000000"/>
+          <w:sz w:val="18"/>
+          <w:highlight w:val="lightGray"/>
+        </w:rPr>
+        <w:t xml:space="preserve"> [Chatgpt (GPT</w:t>
+      </w:r>
+      <w:r>
+        <w:rPr>
+          <w:rFonts w:ascii="Arial" w:eastAsia="Arial" w:hAnsi="Arial" w:cs="Cambria Math"/>
+          <w:color w:val="000000"/>
+          <w:sz w:val="18"/>
+          <w:highlight w:val="lightGray"/>
         </w:rPr>
         <w:t>‑</w:t>
       </w:r>
       <w:r>
         <w:rPr>
-          <w:b/>
-          <w:sz w:val="14"/>
-          <w:szCs w:val="14"/>
-          <w:shd w:val="clear" w:color="auto" w:fill="B7B7B7"/>
-        </w:rPr>
-        <w:t>5 Mini) at [8/22/2025]</w:t>
+          <w:rFonts w:ascii="Arial" w:eastAsia="Arial" w:hAnsi="Arial" w:cs="Arial"/>
+          <w:color w:val="000000"/>
+          <w:sz w:val="18"/>
+          <w:highlight w:val="lightGray"/>
+        </w:rPr>
+        <w:t xml:space="preserve">5 Mini)] </w:t>
+      </w:r>
+      <w:r>
+        <w:rPr>
+          <w:rFonts w:ascii="Arial" w:eastAsia="Arial" w:hAnsi="Arial" w:cs="Arial"/>
+          <w:b/>
+          <w:color w:val="000000"/>
+          <w:sz w:val="18"/>
+          <w:highlight w:val="lightGray"/>
+        </w:rPr>
+        <w:t>on</w:t>
+      </w:r>
+      <w:r>
+        <w:rPr>
+          <w:rFonts w:ascii="Arial" w:eastAsia="Arial" w:hAnsi="Arial"/>
+          <w:sz w:val="18"/>
+          <w:highlight w:val="lightGray"/>
+        </w:rPr>
+        <w:t xml:space="preserve"> [8/22/2025]</w:t>
       </w:r>
     </w:p>
     <w:p>
@@ -459,7 +538,7 @@
           <w:ilvl w:val="0"/>
           <w:numId w:val="2"/>
         </w:numPr>
-        <w:spacing w:before="240"/>
+        <w:spacing w:before="240" w:after="0" w:line="276" w:lineRule="auto"/>
       </w:pPr>
       <w:r>
         <w:rPr>
@@ -487,13 +566,13 @@
           <w:ilvl w:val="0"/>
           <w:numId w:val="2"/>
         </w:numPr>
-      </w:pPr>
-      <w:r>
-        <w:rPr>
-          <w:rFonts w:ascii="Roboto Mono" w:eastAsia="Roboto Mono" w:hAnsi="Roboto Mono" w:cs="Roboto Mono"/>
-          <w:b/>
-        </w:rPr>
-        <w:lastRenderedPageBreak/>
+        <w:spacing w:after="0" w:line="276" w:lineRule="auto"/>
+      </w:pPr>
+      <w:r>
+        <w:rPr>
+          <w:rFonts w:ascii="Roboto Mono" w:eastAsia="Roboto Mono" w:hAnsi="Roboto Mono" w:cs="Roboto Mono"/>
+          <w:b/>
+        </w:rPr>
         <w:t>Branch Coverage</w:t>
       </w:r>
       <w:r>
@@ -515,6 +594,7 @@
           <w:ilvl w:val="0"/>
           <w:numId w:val="2"/>
         </w:numPr>
+        <w:spacing w:after="0" w:line="276" w:lineRule="auto"/>
       </w:pPr>
       <w:r>
         <w:rPr>
@@ -542,6 +622,7 @@
           <w:ilvl w:val="0"/>
           <w:numId w:val="2"/>
         </w:numPr>
+        <w:spacing w:after="0" w:line="276" w:lineRule="auto"/>
       </w:pPr>
       <w:r>
         <w:rPr>
@@ -569,7 +650,7 @@
           <w:ilvl w:val="0"/>
           <w:numId w:val="2"/>
         </w:numPr>
-        <w:spacing w:after="240"/>
+        <w:spacing w:after="240" w:line="276" w:lineRule="auto"/>
       </w:pPr>
       <w:r>
         <w:rPr>
@@ -593,7 +674,7 @@
     </w:p>
     <w:p>
       <w:r>
-        <w:pict w14:anchorId="552DAB87">
+        <w:pict w14:anchorId="548DC298">
           <v:rect id="_x0000_i1027" style="width:0;height:1.5pt" o:hralign="center" o:hrstd="t" o:hr="t" fillcolor="#a0a0a0" stroked="f"/>
         </w:pict>
       </w:r>
@@ -617,51 +698,77 @@
       </w:pPr>
       <w:r>
         <w:rPr>
-          <w:b/>
-          <w:shd w:val="clear" w:color="auto" w:fill="B7B7B7"/>
-        </w:rPr>
-        <w:t># Source</w:t>
-      </w:r>
-      <w:r>
-        <w:rPr>
-          <w:shd w:val="clear" w:color="auto" w:fill="B7B7B7"/>
-        </w:rPr>
-        <w:t xml:space="preserve">: </w:t>
-      </w:r>
-      <w:r>
-        <w:rPr>
-          <w:b/>
-          <w:shd w:val="clear" w:color="auto" w:fill="B7B7B7"/>
-        </w:rPr>
-        <w:t xml:space="preserve">Chatgpt </w:t>
-      </w:r>
-      <w:r>
-        <w:rPr>
-          <w:b/>
-          <w:sz w:val="14"/>
-          <w:szCs w:val="14"/>
-          <w:shd w:val="clear" w:color="auto" w:fill="B7B7B7"/>
-        </w:rPr>
-        <w:t>(GPT</w:t>
-      </w:r>
-      <w:r>
-        <w:rPr>
-          <w:rFonts w:ascii="Cambria Math" w:hAnsi="Cambria Math" w:cs="Cambria Math"/>
-          <w:b/>
-          <w:sz w:val="14"/>
-          <w:szCs w:val="14"/>
-          <w:shd w:val="clear" w:color="auto" w:fill="B7B7B7"/>
+          <w:rFonts w:ascii="Arial" w:eastAsia="Arial" w:hAnsi="Arial" w:cs="Arial"/>
+          <w:b/>
+          <w:color w:val="000000"/>
+          <w:sz w:val="18"/>
+          <w:highlight w:val="lightGray"/>
+        </w:rPr>
+        <w:t># Source: AI Source: Provided by: [Data Path</w:t>
+      </w:r>
+      <w:r>
+        <w:rPr>
+          <w:rFonts w:ascii="Arial" w:eastAsia="Arial" w:hAnsi="Arial" w:cs="Arial"/>
+          <w:color w:val="000000"/>
+          <w:sz w:val="18"/>
+          <w:highlight w:val="lightGray"/>
+        </w:rPr>
+        <w:t xml:space="preserve">: Persons Table -&gt; ID Column: 1, Name_En Column: Motasem Essam] -&gt; </w:t>
+      </w:r>
+      <w:r>
+        <w:rPr>
+          <w:rFonts w:ascii="Arial" w:eastAsia="Arial" w:hAnsi="Arial" w:cs="Arial"/>
+          <w:b/>
+          <w:color w:val="000000"/>
+          <w:sz w:val="18"/>
+          <w:highlight w:val="lightGray"/>
+        </w:rPr>
+        <w:t>From:</w:t>
+      </w:r>
+      <w:r>
+        <w:rPr>
+          <w:rFonts w:ascii="Arial" w:eastAsia="Arial" w:hAnsi="Arial" w:cs="Arial"/>
+          <w:color w:val="000000"/>
+          <w:sz w:val="18"/>
+          <w:highlight w:val="lightGray"/>
+        </w:rPr>
+        <w:t xml:space="preserve"> [Chatgpt (GPT</w:t>
+      </w:r>
+      <w:r>
+        <w:rPr>
+          <w:rFonts w:ascii="Arial" w:eastAsia="Arial" w:hAnsi="Arial" w:cs="Cambria Math"/>
+          <w:color w:val="000000"/>
+          <w:sz w:val="18"/>
+          <w:highlight w:val="lightGray"/>
         </w:rPr>
         <w:t>‑</w:t>
       </w:r>
       <w:r>
         <w:rPr>
-          <w:b/>
-          <w:sz w:val="14"/>
-          <w:szCs w:val="14"/>
-          <w:shd w:val="clear" w:color="auto" w:fill="B7B7B7"/>
-        </w:rPr>
-        <w:t>5 Mini) at [8/22/2025]</w:t>
+          <w:rFonts w:ascii="Arial" w:eastAsia="Arial" w:hAnsi="Arial" w:cs="Arial"/>
+          <w:color w:val="000000"/>
+          <w:sz w:val="18"/>
+          <w:highlight w:val="lightGray"/>
+        </w:rPr>
+        <w:t xml:space="preserve">5 Mini)] </w:t>
+      </w:r>
+      <w:r>
+        <w:rPr>
+          <w:rFonts w:ascii="Arial" w:eastAsia="Arial" w:hAnsi="Arial" w:cs="Arial"/>
+          <w:b/>
+          <w:color w:val="000000"/>
+          <w:sz w:val="18"/>
+          <w:highlight w:val="lightGray"/>
+        </w:rPr>
+        <w:t>on</w:t>
+      </w:r>
+      <w:r>
+        <w:rPr>
+          <w:rFonts w:ascii="Arial" w:eastAsia="Arial" w:hAnsi="Arial"/>
+          <w:sz w:val="18"/>
+          <w:highlight w:val="lightGray"/>
+        </w:rPr>
+        <w:t xml:space="preserve"> [8/22/2025]</w:t>
       </w:r>
     </w:p>
     <w:p>
@@ -670,7 +777,7 @@
           <w:ilvl w:val="0"/>
           <w:numId w:val="1"/>
         </w:numPr>
-        <w:spacing w:before="240"/>
+        <w:spacing w:before="240" w:after="0" w:line="276" w:lineRule="auto"/>
       </w:pPr>
       <w:r>
         <w:rPr>
@@ -704,6 +811,7 @@
           <w:ilvl w:val="0"/>
           <w:numId w:val="1"/>
         </w:numPr>
+        <w:spacing w:after="0" w:line="276" w:lineRule="auto"/>
       </w:pPr>
       <w:r>
         <w:rPr>
@@ -737,7 +845,7 @@
           <w:ilvl w:val="0"/>
           <w:numId w:val="1"/>
         </w:numPr>
-        <w:spacing w:after="240"/>
+        <w:spacing w:after="240" w:line="276" w:lineRule="auto"/>
       </w:pPr>
       <w:r>
         <w:rPr>
@@ -767,7 +875,7 @@
     </w:p>
     <w:p>
       <w:r>
-        <w:pict w14:anchorId="541A4A96">
+        <w:pict w14:anchorId="5D6F22EC">
           <v:rect id="_x0000_i1028" style="width:0;height:1.5pt" o:hralign="center" o:hrstd="t" o:hr="t" fillcolor="#a0a0a0" stroked="f"/>
         </w:pict>
       </w:r>
@@ -791,51 +899,77 @@
       </w:pPr>
       <w:r>
         <w:rPr>
-          <w:b/>
-          <w:shd w:val="clear" w:color="auto" w:fill="B7B7B7"/>
-        </w:rPr>
-        <w:t># Source</w:t>
-      </w:r>
-      <w:r>
-        <w:rPr>
-          <w:shd w:val="clear" w:color="auto" w:fill="B7B7B7"/>
-        </w:rPr>
-        <w:t xml:space="preserve">: </w:t>
-      </w:r>
-      <w:r>
-        <w:rPr>
-          <w:b/>
-          <w:shd w:val="clear" w:color="auto" w:fill="B7B7B7"/>
-        </w:rPr>
-        <w:t xml:space="preserve">Chatgpt </w:t>
-      </w:r>
-      <w:r>
-        <w:rPr>
-          <w:b/>
-          <w:sz w:val="14"/>
-          <w:szCs w:val="14"/>
-          <w:shd w:val="clear" w:color="auto" w:fill="B7B7B7"/>
-        </w:rPr>
-        <w:t>(GPT</w:t>
-      </w:r>
-      <w:r>
-        <w:rPr>
-          <w:rFonts w:ascii="Cambria Math" w:hAnsi="Cambria Math" w:cs="Cambria Math"/>
-          <w:b/>
-          <w:sz w:val="14"/>
-          <w:szCs w:val="14"/>
-          <w:shd w:val="clear" w:color="auto" w:fill="B7B7B7"/>
+          <w:rFonts w:ascii="Arial" w:eastAsia="Arial" w:hAnsi="Arial" w:cs="Arial"/>
+          <w:b/>
+          <w:color w:val="000000"/>
+          <w:sz w:val="18"/>
+          <w:highlight w:val="lightGray"/>
+        </w:rPr>
+        <w:t># Source: AI Source: Provided by: [Data Path</w:t>
+      </w:r>
+      <w:r>
+        <w:rPr>
+          <w:rFonts w:ascii="Arial" w:eastAsia="Arial" w:hAnsi="Arial" w:cs="Arial"/>
+          <w:color w:val="000000"/>
+          <w:sz w:val="18"/>
+          <w:highlight w:val="lightGray"/>
+        </w:rPr>
+        <w:t xml:space="preserve">: Persons Table -&gt; ID Column: 1, Name_En Column: Motasem Essam] -&gt; </w:t>
+      </w:r>
+      <w:r>
+        <w:rPr>
+          <w:rFonts w:ascii="Arial" w:eastAsia="Arial" w:hAnsi="Arial" w:cs="Arial"/>
+          <w:b/>
+          <w:color w:val="000000"/>
+          <w:sz w:val="18"/>
+          <w:highlight w:val="lightGray"/>
+        </w:rPr>
+        <w:t>From:</w:t>
+      </w:r>
+      <w:r>
+        <w:rPr>
+          <w:rFonts w:ascii="Arial" w:eastAsia="Arial" w:hAnsi="Arial" w:cs="Arial"/>
+          <w:color w:val="000000"/>
+          <w:sz w:val="18"/>
+          <w:highlight w:val="lightGray"/>
+        </w:rPr>
+        <w:t xml:space="preserve"> [Chatgpt (GPT</w:t>
+      </w:r>
+      <w:r>
+        <w:rPr>
+          <w:rFonts w:ascii="Arial" w:eastAsia="Arial" w:hAnsi="Arial" w:cs="Cambria Math"/>
+          <w:color w:val="000000"/>
+          <w:sz w:val="18"/>
+          <w:highlight w:val="lightGray"/>
         </w:rPr>
         <w:t>‑</w:t>
       </w:r>
       <w:r>
         <w:rPr>
-          <w:b/>
-          <w:sz w:val="14"/>
-          <w:szCs w:val="14"/>
-          <w:shd w:val="clear" w:color="auto" w:fill="B7B7B7"/>
-        </w:rPr>
-        <w:t>5 Mini) at [8/22/2025]</w:t>
+          <w:rFonts w:ascii="Arial" w:eastAsia="Arial" w:hAnsi="Arial" w:cs="Arial"/>
+          <w:color w:val="000000"/>
+          <w:sz w:val="18"/>
+          <w:highlight w:val="lightGray"/>
+        </w:rPr>
+        <w:t xml:space="preserve">5 Mini)] </w:t>
+      </w:r>
+      <w:r>
+        <w:rPr>
+          <w:rFonts w:ascii="Arial" w:eastAsia="Arial" w:hAnsi="Arial" w:cs="Arial"/>
+          <w:b/>
+          <w:color w:val="000000"/>
+          <w:sz w:val="18"/>
+          <w:highlight w:val="lightGray"/>
+        </w:rPr>
+        <w:t>on</w:t>
+      </w:r>
+      <w:r>
+        <w:rPr>
+          <w:rFonts w:ascii="Arial" w:eastAsia="Arial" w:hAnsi="Arial"/>
+          <w:sz w:val="18"/>
+          <w:highlight w:val="lightGray"/>
+        </w:rPr>
+        <w:t xml:space="preserve"> [8/22/2025]</w:t>
       </w:r>
     </w:p>
     <w:p>
@@ -911,51 +1045,77 @@
       </w:pPr>
       <w:r>
         <w:rPr>
-          <w:b/>
-          <w:shd w:val="clear" w:color="auto" w:fill="B7B7B7"/>
-        </w:rPr>
-        <w:t># Source</w:t>
-      </w:r>
-      <w:r>
-        <w:rPr>
-          <w:shd w:val="clear" w:color="auto" w:fill="B7B7B7"/>
-        </w:rPr>
-        <w:t xml:space="preserve">: </w:t>
-      </w:r>
-      <w:r>
-        <w:rPr>
-          <w:b/>
-          <w:shd w:val="clear" w:color="auto" w:fill="B7B7B7"/>
-        </w:rPr>
-        <w:t xml:space="preserve">Chatgpt </w:t>
-      </w:r>
-      <w:r>
-        <w:rPr>
-          <w:b/>
-          <w:sz w:val="14"/>
-          <w:szCs w:val="14"/>
-          <w:shd w:val="clear" w:color="auto" w:fill="B7B7B7"/>
-        </w:rPr>
-        <w:t>(GPT</w:t>
-      </w:r>
-      <w:r>
-        <w:rPr>
-          <w:rFonts w:ascii="Cambria Math" w:hAnsi="Cambria Math" w:cs="Cambria Math"/>
-          <w:b/>
-          <w:sz w:val="14"/>
-          <w:szCs w:val="14"/>
-          <w:shd w:val="clear" w:color="auto" w:fill="B7B7B7"/>
+          <w:rFonts w:ascii="Arial" w:eastAsia="Arial" w:hAnsi="Arial" w:cs="Arial"/>
+          <w:b/>
+          <w:color w:val="000000"/>
+          <w:sz w:val="18"/>
+          <w:highlight w:val="lightGray"/>
+        </w:rPr>
+        <w:t># Source: AI Source: Provided by: [Data Path</w:t>
+      </w:r>
+      <w:r>
+        <w:rPr>
+          <w:rFonts w:ascii="Arial" w:eastAsia="Arial" w:hAnsi="Arial" w:cs="Arial"/>
+          <w:color w:val="000000"/>
+          <w:sz w:val="18"/>
+          <w:highlight w:val="lightGray"/>
+        </w:rPr>
+        <w:t xml:space="preserve">: Persons Table -&gt; ID Column: 1, Name_En Column: Motasem Essam] -&gt; </w:t>
+      </w:r>
+      <w:r>
+        <w:rPr>
+          <w:rFonts w:ascii="Arial" w:eastAsia="Arial" w:hAnsi="Arial" w:cs="Arial"/>
+          <w:b/>
+          <w:color w:val="000000"/>
+          <w:sz w:val="18"/>
+          <w:highlight w:val="lightGray"/>
+        </w:rPr>
+        <w:t>From:</w:t>
+      </w:r>
+      <w:r>
+        <w:rPr>
+          <w:rFonts w:ascii="Arial" w:eastAsia="Arial" w:hAnsi="Arial" w:cs="Arial"/>
+          <w:color w:val="000000"/>
+          <w:sz w:val="18"/>
+          <w:highlight w:val="lightGray"/>
+        </w:rPr>
+        <w:t xml:space="preserve"> [Chatgpt (GPT</w:t>
+      </w:r>
+      <w:r>
+        <w:rPr>
+          <w:rFonts w:ascii="Arial" w:eastAsia="Arial" w:hAnsi="Arial" w:cs="Cambria Math"/>
+          <w:color w:val="000000"/>
+          <w:sz w:val="18"/>
+          <w:highlight w:val="lightGray"/>
         </w:rPr>
         <w:t>‑</w:t>
       </w:r>
       <w:r>
         <w:rPr>
-          <w:b/>
-          <w:sz w:val="14"/>
-          <w:szCs w:val="14"/>
-          <w:shd w:val="clear" w:color="auto" w:fill="B7B7B7"/>
-        </w:rPr>
-        <w:t>5 Mini) at [8/22/2025]</w:t>
+          <w:rFonts w:ascii="Arial" w:eastAsia="Arial" w:hAnsi="Arial" w:cs="Arial"/>
+          <w:color w:val="000000"/>
+          <w:sz w:val="18"/>
+          <w:highlight w:val="lightGray"/>
+        </w:rPr>
+        <w:t xml:space="preserve">5 Mini)] </w:t>
+      </w:r>
+      <w:r>
+        <w:rPr>
+          <w:rFonts w:ascii="Arial" w:eastAsia="Arial" w:hAnsi="Arial" w:cs="Arial"/>
+          <w:b/>
+          <w:color w:val="000000"/>
+          <w:sz w:val="18"/>
+          <w:highlight w:val="lightGray"/>
+        </w:rPr>
+        <w:t>on</w:t>
+      </w:r>
+      <w:r>
+        <w:rPr>
+          <w:rFonts w:ascii="Arial" w:eastAsia="Arial" w:hAnsi="Arial"/>
+          <w:sz w:val="18"/>
+          <w:highlight w:val="lightGray"/>
+        </w:rPr>
+        <w:t xml:space="preserve"> [8/22/2025]</w:t>
       </w:r>
     </w:p>
     <w:p>
@@ -969,7 +1129,6 @@
         <w:rPr>
           <w:rFonts w:ascii="Arial Unicode MS" w:eastAsia="Arial Unicode MS" w:hAnsi="Arial Unicode MS" w:cs="Arial Unicode MS"/>
         </w:rPr>
-        <w:lastRenderedPageBreak/>
         <w:t xml:space="preserve">✘ Requires access to </w:t>
       </w:r>
       <w:r>
@@ -1028,7 +1187,7 @@
     </w:p>
     <w:p>
       <w:r>
-        <w:pict w14:anchorId="0FAC2F97">
+        <w:pict w14:anchorId="0B9BB28C">
           <v:rect id="_x0000_i1029" style="width:0;height:1.5pt" o:hralign="center" o:hrstd="t" o:hr="t" fillcolor="#a0a0a0" stroked="f"/>
         </w:pict>
       </w:r>
@@ -1052,51 +1211,77 @@
       </w:pPr>
       <w:r>
         <w:rPr>
-          <w:b/>
-          <w:shd w:val="clear" w:color="auto" w:fill="B7B7B7"/>
-        </w:rPr>
-        <w:t># Source</w:t>
-      </w:r>
-      <w:r>
-        <w:rPr>
-          <w:shd w:val="clear" w:color="auto" w:fill="B7B7B7"/>
-        </w:rPr>
-        <w:t xml:space="preserve">: </w:t>
-      </w:r>
-      <w:r>
-        <w:rPr>
-          <w:b/>
-          <w:shd w:val="clear" w:color="auto" w:fill="B7B7B7"/>
-        </w:rPr>
-        <w:t xml:space="preserve">Chatgpt </w:t>
-      </w:r>
-      <w:r>
-        <w:rPr>
-          <w:b/>
-          <w:sz w:val="14"/>
-          <w:szCs w:val="14"/>
-          <w:shd w:val="clear" w:color="auto" w:fill="B7B7B7"/>
-        </w:rPr>
-        <w:t>(GPT</w:t>
-      </w:r>
-      <w:r>
-        <w:rPr>
-          <w:rFonts w:ascii="Cambria Math" w:hAnsi="Cambria Math" w:cs="Cambria Math"/>
-          <w:b/>
-          <w:sz w:val="14"/>
-          <w:szCs w:val="14"/>
-          <w:shd w:val="clear" w:color="auto" w:fill="B7B7B7"/>
+          <w:rFonts w:ascii="Arial" w:eastAsia="Arial" w:hAnsi="Arial" w:cs="Arial"/>
+          <w:b/>
+          <w:color w:val="000000"/>
+          <w:sz w:val="18"/>
+          <w:highlight w:val="lightGray"/>
+        </w:rPr>
+        <w:t># Source: AI Source: Provided by: [Data Path</w:t>
+      </w:r>
+      <w:r>
+        <w:rPr>
+          <w:rFonts w:ascii="Arial" w:eastAsia="Arial" w:hAnsi="Arial" w:cs="Arial"/>
+          <w:color w:val="000000"/>
+          <w:sz w:val="18"/>
+          <w:highlight w:val="lightGray"/>
+        </w:rPr>
+        <w:t xml:space="preserve">: Persons Table -&gt; ID Column: 1, Name_En Column: Motasem Essam] -&gt; </w:t>
+      </w:r>
+      <w:r>
+        <w:rPr>
+          <w:rFonts w:ascii="Arial" w:eastAsia="Arial" w:hAnsi="Arial" w:cs="Arial"/>
+          <w:b/>
+          <w:color w:val="000000"/>
+          <w:sz w:val="18"/>
+          <w:highlight w:val="lightGray"/>
+        </w:rPr>
+        <w:t>From:</w:t>
+      </w:r>
+      <w:r>
+        <w:rPr>
+          <w:rFonts w:ascii="Arial" w:eastAsia="Arial" w:hAnsi="Arial" w:cs="Arial"/>
+          <w:color w:val="000000"/>
+          <w:sz w:val="18"/>
+          <w:highlight w:val="lightGray"/>
+        </w:rPr>
+        <w:t xml:space="preserve"> [Chatgpt (GPT</w:t>
+      </w:r>
+      <w:r>
+        <w:rPr>
+          <w:rFonts w:ascii="Arial" w:eastAsia="Arial" w:hAnsi="Arial" w:cs="Cambria Math"/>
+          <w:color w:val="000000"/>
+          <w:sz w:val="18"/>
+          <w:highlight w:val="lightGray"/>
         </w:rPr>
         <w:t>‑</w:t>
       </w:r>
       <w:r>
         <w:rPr>
-          <w:b/>
-          <w:sz w:val="14"/>
-          <w:szCs w:val="14"/>
-          <w:shd w:val="clear" w:color="auto" w:fill="B7B7B7"/>
-        </w:rPr>
-        <w:t>5 Mini) at [8/22/2025]</w:t>
+          <w:rFonts w:ascii="Arial" w:eastAsia="Arial" w:hAnsi="Arial" w:cs="Arial"/>
+          <w:color w:val="000000"/>
+          <w:sz w:val="18"/>
+          <w:highlight w:val="lightGray"/>
+        </w:rPr>
+        <w:t xml:space="preserve">5 Mini)] </w:t>
+      </w:r>
+      <w:r>
+        <w:rPr>
+          <w:rFonts w:ascii="Arial" w:eastAsia="Arial" w:hAnsi="Arial" w:cs="Arial"/>
+          <w:b/>
+          <w:color w:val="000000"/>
+          <w:sz w:val="18"/>
+          <w:highlight w:val="lightGray"/>
+        </w:rPr>
+        <w:t>on</w:t>
+      </w:r>
+      <w:r>
+        <w:rPr>
+          <w:rFonts w:ascii="Arial" w:eastAsia="Arial" w:hAnsi="Arial"/>
+          <w:sz w:val="18"/>
+          <w:highlight w:val="lightGray"/>
+        </w:rPr>
+        <w:t xml:space="preserve"> [8/22/2025]</w:t>
       </w:r>
     </w:p>
     <w:p>
@@ -1117,18 +1302,19 @@
     </w:p>
     <w:p>
       <w:r>
-        <w:pict w14:anchorId="5BAA7830">
+        <w:pict w14:anchorId="6F1D4D2B">
           <v:rect id="_x0000_i1030" style="width:0;height:1.5pt" o:hralign="center" o:hrstd="t" o:hr="t" fillcolor="#a0a0a0" stroked="f"/>
         </w:pict>
       </w:r>
     </w:p>
+    <w:p/>
     <w:p/>
     <w:p/>
     <w:sectPr>
       <w:pgSz w:w="12240" w:h="15840"/>
       <w:pgMar w:top="1440" w:right="1440" w:bottom="1440" w:left="1440" w:header="720" w:footer="720" w:gutter="0"/>
-      <w:pgNumType w:start="1"/>
       <w:cols w:space="720"/>
+      <w:docGrid w:linePitch="360"/>
     </w:sectPr>
   </w:body>
 </w:document>
@@ -2003,18 +2189,6 @@
   <w:style w:type="paragraph" w:default="1" w:styleId="Normal">
     <w:name w:val="Normal"/>
     <w:qFormat/>
-    <w:rsid w:val="00D51324"/>
-    <w:pPr>
-      <w:spacing w:after="0" w:line="276" w:lineRule="auto"/>
-    </w:pPr>
-    <w:rPr>
-      <w:rFonts w:ascii="Arial" w:eastAsia="Arial" w:hAnsi="Arial" w:cs="Arial"/>
-      <w:kern w:val="0"/>
-      <w:sz w:val="22"/>
-      <w:szCs w:val="22"/>
-      <w:lang w:val="en"/>
-      <w14:ligatures w14:val="none"/>
-    </w:rPr>
   </w:style>
   <w:style w:type="paragraph" w:styleId="Heading1">
     <w:name w:val="heading 1"/>
@@ -2023,7 +2197,7 @@
     <w:link w:val="Heading1Char"/>
     <w:uiPriority w:val="9"/>
     <w:qFormat/>
-    <w:rsid w:val="00291879"/>
+    <w:rsid w:val="006B3C81"/>
     <w:pPr>
       <w:keepNext/>
       <w:keepLines/>
@@ -2045,7 +2219,7 @@
     <w:uiPriority w:val="9"/>
     <w:unhideWhenUsed/>
     <w:qFormat/>
-    <w:rsid w:val="00291879"/>
+    <w:rsid w:val="006B3C81"/>
     <w:pPr>
       <w:keepNext/>
       <w:keepLines/>
@@ -2068,7 +2242,7 @@
     <w:semiHidden/>
     <w:unhideWhenUsed/>
     <w:qFormat/>
-    <w:rsid w:val="00291879"/>
+    <w:rsid w:val="006B3C81"/>
     <w:pPr>
       <w:keepNext/>
       <w:keepLines/>
@@ -2091,7 +2265,7 @@
     <w:semiHidden/>
     <w:unhideWhenUsed/>
     <w:qFormat/>
-    <w:rsid w:val="00291879"/>
+    <w:rsid w:val="006B3C81"/>
     <w:pPr>
       <w:keepNext/>
       <w:keepLines/>
@@ -2114,7 +2288,7 @@
     <w:semiHidden/>
     <w:unhideWhenUsed/>
     <w:qFormat/>
-    <w:rsid w:val="00291879"/>
+    <w:rsid w:val="006B3C81"/>
     <w:pPr>
       <w:keepNext/>
       <w:keepLines/>
@@ -2135,11 +2309,11 @@
     <w:semiHidden/>
     <w:unhideWhenUsed/>
     <w:qFormat/>
-    <w:rsid w:val="00291879"/>
+    <w:rsid w:val="006B3C81"/>
     <w:pPr>
       <w:keepNext/>
       <w:keepLines/>
-      <w:spacing w:before="40"/>
+      <w:spacing w:before="40" w:after="0"/>
       <w:outlineLvl w:val="5"/>
     </w:pPr>
     <w:rPr>
@@ -2158,11 +2332,11 @@
     <w:semiHidden/>
     <w:unhideWhenUsed/>
     <w:qFormat/>
-    <w:rsid w:val="00291879"/>
+    <w:rsid w:val="006B3C81"/>
     <w:pPr>
       <w:keepNext/>
       <w:keepLines/>
-      <w:spacing w:before="40"/>
+      <w:spacing w:before="40" w:after="0"/>
       <w:outlineLvl w:val="6"/>
     </w:pPr>
     <w:rPr>
@@ -2179,10 +2353,11 @@
     <w:semiHidden/>
     <w:unhideWhenUsed/>
     <w:qFormat/>
-    <w:rsid w:val="00291879"/>
+    <w:rsid w:val="006B3C81"/>
     <w:pPr>
       <w:keepNext/>
       <w:keepLines/>
+      <w:spacing w:after="0"/>
       <w:outlineLvl w:val="7"/>
     </w:pPr>
     <w:rPr>
@@ -2201,10 +2376,11 @@
     <w:semiHidden/>
     <w:unhideWhenUsed/>
     <w:qFormat/>
-    <w:rsid w:val="00291879"/>
+    <w:rsid w:val="006B3C81"/>
     <w:pPr>
       <w:keepNext/>
       <w:keepLines/>
+      <w:spacing w:after="0"/>
       <w:outlineLvl w:val="8"/>
     </w:pPr>
     <w:rPr>
@@ -2244,7 +2420,7 @@
     <w:basedOn w:val="DefaultParagraphFont"/>
     <w:link w:val="Heading1"/>
     <w:uiPriority w:val="9"/>
-    <w:rsid w:val="00291879"/>
+    <w:rsid w:val="006B3C81"/>
     <w:rPr>
       <w:rFonts w:asciiTheme="majorHAnsi" w:eastAsiaTheme="majorEastAsia" w:hAnsiTheme="majorHAnsi" w:cstheme="majorBidi"/>
       <w:color w:val="2F5496" w:themeColor="accent1" w:themeShade="BF"/>
@@ -2257,7 +2433,7 @@
     <w:basedOn w:val="DefaultParagraphFont"/>
     <w:link w:val="Heading2"/>
     <w:uiPriority w:val="9"/>
-    <w:rsid w:val="00291879"/>
+    <w:rsid w:val="006B3C81"/>
     <w:rPr>
       <w:rFonts w:asciiTheme="majorHAnsi" w:eastAsiaTheme="majorEastAsia" w:hAnsiTheme="majorHAnsi" w:cstheme="majorBidi"/>
       <w:color w:val="2F5496" w:themeColor="accent1" w:themeShade="BF"/>
@@ -2271,7 +2447,7 @@
     <w:link w:val="Heading3"/>
     <w:uiPriority w:val="9"/>
     <w:semiHidden/>
-    <w:rsid w:val="00291879"/>
+    <w:rsid w:val="006B3C81"/>
     <w:rPr>
       <w:rFonts w:eastAsiaTheme="majorEastAsia" w:cstheme="majorBidi"/>
       <w:color w:val="2F5496" w:themeColor="accent1" w:themeShade="BF"/>
@@ -2285,7 +2461,7 @@
     <w:link w:val="Heading4"/>
     <w:uiPriority w:val="9"/>
     <w:semiHidden/>
-    <w:rsid w:val="00291879"/>
+    <w:rsid w:val="006B3C81"/>
     <w:rPr>
       <w:rFonts w:eastAsiaTheme="majorEastAsia" w:cstheme="majorBidi"/>
       <w:i/>
@@ -2299,7 +2475,7 @@
     <w:link w:val="Heading5"/>
     <w:uiPriority w:val="9"/>
     <w:semiHidden/>
-    <w:rsid w:val="00291879"/>
+    <w:rsid w:val="006B3C81"/>
     <w:rPr>
       <w:rFonts w:eastAsiaTheme="majorEastAsia" w:cstheme="majorBidi"/>
       <w:color w:val="2F5496" w:themeColor="accent1" w:themeShade="BF"/>
@@ -2311,7 +2487,7 @@
     <w:link w:val="Heading6"/>
     <w:uiPriority w:val="9"/>
     <w:semiHidden/>
-    <w:rsid w:val="00291879"/>
+    <w:rsid w:val="006B3C81"/>
     <w:rPr>
       <w:rFonts w:eastAsiaTheme="majorEastAsia" w:cstheme="majorBidi"/>
       <w:i/>
@@ -2325,7 +2501,7 @@
     <w:link w:val="Heading7"/>
     <w:uiPriority w:val="9"/>
     <w:semiHidden/>
-    <w:rsid w:val="00291879"/>
+    <w:rsid w:val="006B3C81"/>
     <w:rPr>
       <w:rFonts w:eastAsiaTheme="majorEastAsia" w:cstheme="majorBidi"/>
       <w:color w:val="595959" w:themeColor="text1" w:themeTint="A6"/>
@@ -2337,7 +2513,7 @@
     <w:link w:val="Heading8"/>
     <w:uiPriority w:val="9"/>
     <w:semiHidden/>
-    <w:rsid w:val="00291879"/>
+    <w:rsid w:val="006B3C81"/>
     <w:rPr>
       <w:rFonts w:eastAsiaTheme="majorEastAsia" w:cstheme="majorBidi"/>
       <w:i/>
@@ -2351,7 +2527,7 @@
     <w:link w:val="Heading9"/>
     <w:uiPriority w:val="9"/>
     <w:semiHidden/>
-    <w:rsid w:val="00291879"/>
+    <w:rsid w:val="006B3C81"/>
     <w:rPr>
       <w:rFonts w:eastAsiaTheme="majorEastAsia" w:cstheme="majorBidi"/>
       <w:color w:val="272727" w:themeColor="text1" w:themeTint="D8"/>
@@ -2364,7 +2540,7 @@
     <w:link w:val="TitleChar"/>
     <w:uiPriority w:val="10"/>
     <w:qFormat/>
-    <w:rsid w:val="00291879"/>
+    <w:rsid w:val="006B3C81"/>
     <w:pPr>
       <w:spacing w:after="80" w:line="240" w:lineRule="auto"/>
       <w:contextualSpacing/>
@@ -2382,7 +2558,7 @@
     <w:basedOn w:val="DefaultParagraphFont"/>
     <w:link w:val="Title"/>
     <w:uiPriority w:val="10"/>
-    <w:rsid w:val="00291879"/>
+    <w:rsid w:val="006B3C81"/>
     <w:rPr>
       <w:rFonts w:asciiTheme="majorHAnsi" w:eastAsiaTheme="majorEastAsia" w:hAnsiTheme="majorHAnsi" w:cstheme="majorBidi"/>
       <w:spacing w:val="-10"/>
@@ -2398,7 +2574,7 @@
     <w:link w:val="SubtitleChar"/>
     <w:uiPriority w:val="11"/>
     <w:qFormat/>
-    <w:rsid w:val="00291879"/>
+    <w:rsid w:val="006B3C81"/>
     <w:pPr>
       <w:numPr>
         <w:ilvl w:val="1"/>
@@ -2417,7 +2593,7 @@
     <w:basedOn w:val="DefaultParagraphFont"/>
     <w:link w:val="Subtitle"/>
     <w:uiPriority w:val="11"/>
-    <w:rsid w:val="00291879"/>
+    <w:rsid w:val="006B3C81"/>
     <w:rPr>
       <w:rFonts w:eastAsiaTheme="majorEastAsia" w:cstheme="majorBidi"/>
       <w:color w:val="595959" w:themeColor="text1" w:themeTint="A6"/>
@@ -2433,7 +2609,7 @@
     <w:link w:val="QuoteChar"/>
     <w:uiPriority w:val="29"/>
     <w:qFormat/>
-    <w:rsid w:val="00291879"/>
+    <w:rsid w:val="006B3C81"/>
     <w:pPr>
       <w:spacing w:before="160"/>
       <w:jc w:val="center"/>
@@ -2449,7 +2625,7 @@
     <w:basedOn w:val="DefaultParagraphFont"/>
     <w:link w:val="Quote"/>
     <w:uiPriority w:val="29"/>
-    <w:rsid w:val="00291879"/>
+    <w:rsid w:val="006B3C81"/>
     <w:rPr>
       <w:i/>
       <w:iCs/>
@@ -2461,7 +2637,7 @@
     <w:basedOn w:val="Normal"/>
     <w:uiPriority w:val="34"/>
     <w:qFormat/>
-    <w:rsid w:val="00291879"/>
+    <w:rsid w:val="006B3C81"/>
     <w:pPr>
       <w:ind w:left="720"/>
       <w:contextualSpacing/>
@@ -2472,7 +2648,7 @@
     <w:basedOn w:val="DefaultParagraphFont"/>
     <w:uiPriority w:val="21"/>
     <w:qFormat/>
-    <w:rsid w:val="00291879"/>
+    <w:rsid w:val="006B3C81"/>
     <w:rPr>
       <w:i/>
       <w:iCs/>
@@ -2486,7 +2662,7 @@
     <w:link w:val="IntenseQuoteChar"/>
     <w:uiPriority w:val="30"/>
     <w:qFormat/>
-    <w:rsid w:val="00291879"/>
+    <w:rsid w:val="006B3C81"/>
     <w:pPr>
       <w:pBdr>
         <w:top w:val="single" w:sz="4" w:space="10" w:color="2F5496" w:themeColor="accent1" w:themeShade="BF"/>
@@ -2507,7 +2683,7 @@
     <w:basedOn w:val="DefaultParagraphFont"/>
     <w:link w:val="IntenseQuote"/>
     <w:uiPriority w:val="30"/>
-    <w:rsid w:val="00291879"/>
+    <w:rsid w:val="006B3C81"/>
     <w:rPr>
       <w:i/>
       <w:iCs/>
@@ -2519,7 +2695,7 @@
     <w:basedOn w:val="DefaultParagraphFont"/>
     <w:uiPriority w:val="32"/>
     <w:qFormat/>
-    <w:rsid w:val="00291879"/>
+    <w:rsid w:val="006B3C81"/>
     <w:rPr>
       <w:b/>
       <w:bCs/>
